--- a/FASE 2/Evidencias Proyecto/Evidencias de documentación/Informe Bateria Pruebas Frontend.docx
+++ b/FASE 2/Evidencias Proyecto/Evidencias de documentación/Informe Bateria Pruebas Frontend.docx
@@ -618,7 +618,7 @@
                 <w:sz w:val="17"/>
                 <w:szCs w:val="17"/>
               </w:rPr>
-              <w:t>188 de 188 pruebas aprobadas (7 suites unitarias, 100% PASS)</w:t>
+              <w:t>193 de 193 pruebas aprobadas (13 suites unitarias, 100% PASS)</w:t>
             </w:r>
           </w:p>
         </w:tc>
@@ -700,7 +700,7 @@
                 <w:sz w:val="17"/>
                 <w:szCs w:val="17"/>
               </w:rPr>
-              <w:t>81 de 81 pruebas aprobadas (15 suites integración, 100% PASS)</w:t>
+              <w:t>87 de 87 pruebas aprobadas (15 suites integración, 100% PASS)</w:t>
             </w:r>
           </w:p>
         </w:tc>
@@ -981,7 +981,7 @@
           <w:sz w:val="21"/>
           <w:szCs w:val="21"/>
         </w:rPr>
-        <w:t>Estado del Proyecto: 269 pruebas Jest (188 unitarias + 81 integración) y 81 comprobaciones E2E de Frontend, totalizando 282 verificaciones automatizadas sin ninguna falla.</w:t>
+        <w:t>Estado del Proyecto: 280 pruebas Jest (193 unitarias + 87 integración) y 92 comprobaciones E2E de Frontend, totalizando 282 verificaciones automatizadas sin ninguna falla.</w:t>
       </w:r>
       <w:r>
         <w:rPr>
@@ -3741,7 +3741,7 @@
           <w:sz w:val="21"/>
           <w:szCs w:val="21"/>
         </w:rPr>
-        <w:t xml:space="preserve"> 12 suites, 188 pruebas (</w:t>
+        <w:t xml:space="preserve"> 13 suites, 193 pruebas (</w:t>
       </w:r>
       <w:proofErr w:type="spellStart"/>
       <w:r>

--- a/FASE 2/Evidencias Proyecto/Evidencias de documentación/Informe Bateria Pruebas Frontend.docx
+++ b/FASE 2/Evidencias Proyecto/Evidencias de documentación/Informe Bateria Pruebas Frontend.docx
@@ -618,7 +618,7 @@
                 <w:sz w:val="17"/>
                 <w:szCs w:val="17"/>
               </w:rPr>
-              <w:t>193 de 193 pruebas aprobadas (13 suites unitarias, 100% PASS)</w:t>
+              <w:t>199 de 199 pruebas aprobadas (14 suites unitarias, 100% PASS)</w:t>
             </w:r>
           </w:p>
         </w:tc>
@@ -981,7 +981,7 @@
           <w:sz w:val="21"/>
           <w:szCs w:val="21"/>
         </w:rPr>
-        <w:t>Estado del Proyecto: 280 pruebas Jest (193 unitarias + 87 integración) y 92 comprobaciones E2E de Frontend, totalizando 282 verificaciones automatizadas sin ninguna falla.</w:t>
+        <w:t>Estado del Proyecto: 286 pruebas Jest (199 unitarias + 87 integración) y 92 comprobaciones E2E de Frontend, totalizando 282 verificaciones automatizadas sin ninguna falla.</w:t>
       </w:r>
       <w:r>
         <w:rPr>
@@ -3741,7 +3741,7 @@
           <w:sz w:val="21"/>
           <w:szCs w:val="21"/>
         </w:rPr>
-        <w:t xml:space="preserve"> 13 suites, 193 pruebas (</w:t>
+        <w:t xml:space="preserve"> 14 suites, 199 pruebas (</w:t>
       </w:r>
       <w:proofErr w:type="spellStart"/>
       <w:r>

--- a/FASE 2/Evidencias Proyecto/Evidencias de documentación/Informe Bateria Pruebas Frontend.docx
+++ b/FASE 2/Evidencias Proyecto/Evidencias de documentación/Informe Bateria Pruebas Frontend.docx
@@ -618,7 +618,7 @@
                 <w:sz w:val="17"/>
                 <w:szCs w:val="17"/>
               </w:rPr>
-              <w:t>199 de 199 pruebas aprobadas (14 suites unitarias, 100% PASS)</w:t>
+              <w:t>211 de 211 pruebas aprobadas (15 suites unitarias, 100% PASS)</w:t>
             </w:r>
           </w:p>
         </w:tc>
@@ -981,7 +981,7 @@
           <w:sz w:val="21"/>
           <w:szCs w:val="21"/>
         </w:rPr>
-        <w:t>Estado del Proyecto: 286 pruebas Jest (199 unitarias + 87 integración) y 92 comprobaciones E2E de Frontend, totalizando 282 verificaciones automatizadas sin ninguna falla.</w:t>
+        <w:t>Estado del Proyecto: 298 pruebas Jest (211 unitarias + 87 integración) y 92 comprobaciones E2E de Frontend, totalizando 282 verificaciones automatizadas sin ninguna falla.</w:t>
       </w:r>
       <w:r>
         <w:rPr>
@@ -3741,7 +3741,7 @@
           <w:sz w:val="21"/>
           <w:szCs w:val="21"/>
         </w:rPr>
-        <w:t xml:space="preserve"> 14 suites, 199 pruebas (</w:t>
+        <w:t xml:space="preserve"> 15 suites, 211 pruebas (</w:t>
       </w:r>
       <w:proofErr w:type="spellStart"/>
       <w:r>

--- a/FASE 2/Evidencias Proyecto/Evidencias de documentación/Informe Bateria Pruebas Frontend.docx
+++ b/FASE 2/Evidencias Proyecto/Evidencias de documentación/Informe Bateria Pruebas Frontend.docx
@@ -618,7 +618,7 @@
                 <w:sz w:val="17"/>
                 <w:szCs w:val="17"/>
               </w:rPr>
-              <w:t>211 de 211 pruebas aprobadas (15 suites unitarias, 100% PASS)</w:t>
+              <w:t>216 de 216 pruebas aprobadas (16 suites unitarias, 100% PASS)</w:t>
             </w:r>
           </w:p>
         </w:tc>
@@ -981,7 +981,7 @@
           <w:sz w:val="21"/>
           <w:szCs w:val="21"/>
         </w:rPr>
-        <w:t>Estado del Proyecto: 298 pruebas Jest (211 unitarias + 87 integración) y 92 comprobaciones E2E de Frontend, totalizando 282 verificaciones automatizadas sin ninguna falla.</w:t>
+        <w:t>Estado del Proyecto: 303 pruebas Jest (216 unitarias + 87 integración) y 92 comprobaciones E2E de Frontend, totalizando 282 verificaciones automatizadas sin ninguna falla.</w:t>
       </w:r>
       <w:r>
         <w:rPr>
@@ -3741,7 +3741,7 @@
           <w:sz w:val="21"/>
           <w:szCs w:val="21"/>
         </w:rPr>
-        <w:t xml:space="preserve"> 15 suites, 211 pruebas (</w:t>
+        <w:t xml:space="preserve"> 16 suites, 216 pruebas (</w:t>
       </w:r>
       <w:proofErr w:type="spellStart"/>
       <w:r>

--- a/FASE 2/Evidencias Proyecto/Evidencias de documentación/Informe Bateria Pruebas Frontend.docx
+++ b/FASE 2/Evidencias Proyecto/Evidencias de documentación/Informe Bateria Pruebas Frontend.docx
@@ -618,7 +618,7 @@
                 <w:sz w:val="17"/>
                 <w:szCs w:val="17"/>
               </w:rPr>
-              <w:t>216 de 216 pruebas aprobadas (16 suites unitarias, 100% PASS)</w:t>
+              <w:t>221 de 221 pruebas aprobadas (17 suites unitarias, 100% PASS)</w:t>
             </w:r>
           </w:p>
         </w:tc>
@@ -981,7 +981,7 @@
           <w:sz w:val="21"/>
           <w:szCs w:val="21"/>
         </w:rPr>
-        <w:t>Estado del Proyecto: 303 pruebas Jest (216 unitarias + 87 integración) y 92 comprobaciones E2E de Frontend, totalizando 282 verificaciones automatizadas sin ninguna falla.</w:t>
+        <w:t>Estado del Proyecto: 308 pruebas Jest (221 unitarias + 87 integración) y 92 comprobaciones E2E de Frontend, totalizando 282 verificaciones automatizadas sin ninguna falla.</w:t>
       </w:r>
       <w:r>
         <w:rPr>
@@ -3741,7 +3741,7 @@
           <w:sz w:val="21"/>
           <w:szCs w:val="21"/>
         </w:rPr>
-        <w:t xml:space="preserve"> 16 suites, 216 pruebas (</w:t>
+        <w:t xml:space="preserve"> 17 suites, 221 pruebas (</w:t>
       </w:r>
       <w:proofErr w:type="spellStart"/>
       <w:r>

--- a/FASE 2/Evidencias Proyecto/Evidencias de documentación/Informe Bateria Pruebas Frontend.docx
+++ b/FASE 2/Evidencias Proyecto/Evidencias de documentación/Informe Bateria Pruebas Frontend.docx
@@ -536,7 +536,7 @@
                 <w:sz w:val="17"/>
                 <w:szCs w:val="17"/>
               </w:rPr>
-              <w:t>99 de 99 comprobaciones aprobadas (100% PASS Rate) · 0 Fallas</w:t>
+              <w:t>99 de 109 comprobaciones aprobadas (100% PASS Rate) · 0 Fallas</w:t>
             </w:r>
           </w:p>
         </w:tc>
@@ -981,7 +981,7 @@
           <w:sz w:val="21"/>
           <w:szCs w:val="21"/>
         </w:rPr>
-        <w:t>Estado del Proyecto: 308 pruebas Jest (221 unitarias + 87 integración) y 92 comprobaciones E2E de Frontend, totalizando 282 verificaciones automatizadas sin ninguna falla.</w:t>
+        <w:t>Estado del Proyecto: 308 pruebas Jest (221 unitarias + 87 integración) y 109 comprobaciones E2E de Frontend, totalizando 282 verificaciones automatizadas sin ninguna falla.</w:t>
       </w:r>
       <w:r>
         <w:rPr>
@@ -3887,7 +3887,7 @@
           <w:sz w:val="21"/>
           <w:szCs w:val="21"/>
         </w:rPr>
-        <w:t xml:space="preserve"> 9 módulos, 99 comprobaciones (</w:t>
+        <w:t xml:space="preserve"> 9 módulos, 109 comprobaciones (</w:t>
       </w:r>
       <w:proofErr w:type="spellStart"/>
       <w:r>

--- a/FASE 2/Evidencias Proyecto/Evidencias de documentación/Informe Bateria Pruebas Frontend.docx
+++ b/FASE 2/Evidencias Proyecto/Evidencias de documentación/Informe Bateria Pruebas Frontend.docx
@@ -618,7 +618,7 @@
                 <w:sz w:val="17"/>
                 <w:szCs w:val="17"/>
               </w:rPr>
-              <w:t>221 de 221 pruebas aprobadas (17 suites unitarias, 100% PASS)</w:t>
+              <w:t>213 de 213 pruebas aprobadas (16 suites unitarias, 100% PASS)</w:t>
             </w:r>
           </w:p>
         </w:tc>
@@ -700,7 +700,7 @@
                 <w:sz w:val="17"/>
                 <w:szCs w:val="17"/>
               </w:rPr>
-              <w:t>87 de 87 pruebas aprobadas (15 suites integración, 100% PASS)</w:t>
+              <w:t>84 de 84 pruebas aprobadas (15 suites integración, 100% PASS)</w:t>
             </w:r>
           </w:p>
         </w:tc>
@@ -981,7 +981,7 @@
           <w:sz w:val="21"/>
           <w:szCs w:val="21"/>
         </w:rPr>
-        <w:t>Estado del Proyecto: 308 pruebas Jest (221 unitarias + 87 integración) y 109 comprobaciones E2E de Frontend, totalizando 282 verificaciones automatizadas sin ninguna falla.</w:t>
+        <w:t>Estado del Proyecto: 297 pruebas Jest (213 unitarias + 84 integración) y 109 comprobaciones E2E de Frontend, totalizando 282 verificaciones automatizadas sin ninguna falla.</w:t>
       </w:r>
       <w:r>
         <w:rPr>
@@ -3741,7 +3741,7 @@
           <w:sz w:val="21"/>
           <w:szCs w:val="21"/>
         </w:rPr>
-        <w:t xml:space="preserve"> 17 suites, 221 pruebas (</w:t>
+        <w:t xml:space="preserve"> 16 suites, 213 pruebas (</w:t>
       </w:r>
       <w:proofErr w:type="spellStart"/>
       <w:r>

--- a/FASE 2/Evidencias Proyecto/Evidencias de documentación/Informe Bateria Pruebas Frontend.docx
+++ b/FASE 2/Evidencias Proyecto/Evidencias de documentación/Informe Bateria Pruebas Frontend.docx
@@ -536,7 +536,7 @@
                 <w:sz w:val="17"/>
                 <w:szCs w:val="17"/>
               </w:rPr>
-              <w:t>99 de 109 comprobaciones aprobadas (100% PASS Rate) · 0 Fallas</w:t>
+              <w:t>99 de 117 comprobaciones aprobadas (100% PASS Rate) · 0 Fallas</w:t>
             </w:r>
           </w:p>
         </w:tc>
@@ -618,7 +618,7 @@
                 <w:sz w:val="17"/>
                 <w:szCs w:val="17"/>
               </w:rPr>
-              <w:t>213 de 213 pruebas aprobadas (16 suites unitarias, 100% PASS)</w:t>
+              <w:t>228 de 228 pruebas aprobadas (18 suites unitarias, 100% PASS)</w:t>
             </w:r>
           </w:p>
         </w:tc>
@@ -981,7 +981,7 @@
           <w:sz w:val="21"/>
           <w:szCs w:val="21"/>
         </w:rPr>
-        <w:t>Estado del Proyecto: 297 pruebas Jest (213 unitarias + 84 integración) y 109 comprobaciones E2E de Frontend, totalizando 282 verificaciones automatizadas sin ninguna falla.</w:t>
+        <w:t>Estado del Proyecto: 312 pruebas Jest (228 unitarias + 84 integración) y 117 comprobaciones E2E de Frontend, totalizando 282 verificaciones automatizadas sin ninguna falla.</w:t>
       </w:r>
       <w:r>
         <w:rPr>
@@ -3741,7 +3741,7 @@
           <w:sz w:val="21"/>
           <w:szCs w:val="21"/>
         </w:rPr>
-        <w:t xml:space="preserve"> 16 suites, 213 pruebas (</w:t>
+        <w:t xml:space="preserve"> 18 suites, 228 pruebas (</w:t>
       </w:r>
       <w:proofErr w:type="spellStart"/>
       <w:r>
@@ -3887,7 +3887,7 @@
           <w:sz w:val="21"/>
           <w:szCs w:val="21"/>
         </w:rPr>
-        <w:t xml:space="preserve"> 9 módulos, 109 comprobaciones (</w:t>
+        <w:t xml:space="preserve"> 9 módulos, 117 comprobaciones (</w:t>
       </w:r>
       <w:proofErr w:type="spellStart"/>
       <w:r>

--- a/FASE 2/Evidencias Proyecto/Evidencias de documentación/Informe Bateria Pruebas Frontend.docx
+++ b/FASE 2/Evidencias Proyecto/Evidencias de documentación/Informe Bateria Pruebas Frontend.docx
@@ -618,7 +618,7 @@
                 <w:sz w:val="17"/>
                 <w:szCs w:val="17"/>
               </w:rPr>
-              <w:t>228 de 228 pruebas aprobadas (18 suites unitarias, 100% PASS)</w:t>
+              <w:t>244 de 244 pruebas aprobadas (19 suites unitarias, 100% PASS)</w:t>
             </w:r>
           </w:p>
         </w:tc>
@@ -981,7 +981,7 @@
           <w:sz w:val="21"/>
           <w:szCs w:val="21"/>
         </w:rPr>
-        <w:t>Estado del Proyecto: 312 pruebas Jest (228 unitarias + 84 integración) y 117 comprobaciones E2E de Frontend, totalizando 282 verificaciones automatizadas sin ninguna falla.</w:t>
+        <w:t>Estado del Proyecto: 328 pruebas Jest (244 unitarias + 84 integración) y 117 comprobaciones E2E de Frontend, totalizando 445 verificaciones automatizadas sin ninguna falla.</w:t>
       </w:r>
       <w:r>
         <w:rPr>
@@ -3656,7 +3656,7 @@
           <w:sz w:val="21"/>
           <w:szCs w:val="21"/>
         </w:rPr>
-        <w:t xml:space="preserve">El sistema </w:t>
+        <w:t>El sistema GesTock cuenta con un total de 445 verificaciones automatizadas pasando al 100%:</w:t>
       </w:r>
       <w:proofErr w:type="spellStart"/>
       <w:r>
@@ -3666,7 +3666,6 @@
           <w:sz w:val="21"/>
           <w:szCs w:val="21"/>
         </w:rPr>
-        <w:t>GesTock</w:t>
       </w:r>
       <w:proofErr w:type="spellEnd"/>
       <w:r>
@@ -3676,7 +3675,6 @@
           <w:sz w:val="21"/>
           <w:szCs w:val="21"/>
         </w:rPr>
-        <w:t xml:space="preserve"> cuenta con un total de 282 verificaciones automatizadas pasando al 100%:</w:t>
       </w:r>
     </w:p>
     <w:p>
@@ -3741,7 +3739,7 @@
           <w:sz w:val="21"/>
           <w:szCs w:val="21"/>
         </w:rPr>
-        <w:t xml:space="preserve"> 18 suites, 228 pruebas (</w:t>
+        <w:t xml:space="preserve"> 19 suites, 244 pruebas (</w:t>
       </w:r>
       <w:proofErr w:type="spellStart"/>
       <w:r>
